--- a/ConstructionBilling.Api/Template/Invoice.docx
+++ b/ConstructionBilling.Api/Template/Invoice.docx
@@ -15,13 +15,13 @@
         <w:gridCol w:w="315"/>
         <w:gridCol w:w="1233"/>
         <w:gridCol w:w="867"/>
-        <w:gridCol w:w="1156"/>
-        <w:gridCol w:w="76"/>
-        <w:gridCol w:w="3081"/>
+        <w:gridCol w:w="949"/>
+        <w:gridCol w:w="207"/>
+        <w:gridCol w:w="3157"/>
       </w:tblGrid>
       <w:tr>
         <w:trPr>
-          <w:trHeight w:val="416"/>
+          <w:trHeight w:val="565"/>
           <w:jc w:val="center"/>
         </w:trPr>
         <w:tc>
@@ -38,25 +38,27 @@
                 <w:szCs w:val="20"/>
               </w:rPr>
             </w:pPr>
-            <w:r>
-              <w:rPr>
-                <w:b/>
+            <w:bookmarkStart w:id="0" w:name="_Hlk228878614"/>
+            <w:r>
+              <w:rPr>
+                <w:rFonts w:ascii="Arial" w:hAnsi="Arial" w:cs="Arial"/>
                 <w:noProof/>
-                <w:color w:val="003399"/>
+                <w:sz w:val="20"/>
+                <w:szCs w:val="20"/>
               </w:rPr>
               <w:drawing>
-                <wp:anchor distT="0" distB="0" distL="114300" distR="114300" simplePos="0" relativeHeight="251659264" behindDoc="1" locked="0" layoutInCell="1" allowOverlap="1" wp14:anchorId="0FD5E517" wp14:editId="1BC25077">
+                <wp:anchor distT="0" distB="0" distL="114300" distR="114300" simplePos="0" relativeHeight="251658240" behindDoc="1" locked="0" layoutInCell="1" allowOverlap="1" wp14:anchorId="38E83938" wp14:editId="181366CC">
                   <wp:simplePos x="0" y="0"/>
                   <wp:positionH relativeFrom="column">
-                    <wp:posOffset>-3810</wp:posOffset>
+                    <wp:posOffset>1270</wp:posOffset>
                   </wp:positionH>
                   <wp:positionV relativeFrom="paragraph">
-                    <wp:posOffset>35560</wp:posOffset>
+                    <wp:posOffset>-635</wp:posOffset>
                   </wp:positionV>
-                  <wp:extent cx="1384300" cy="518160"/>
+                  <wp:extent cx="1346200" cy="800100"/>
                   <wp:effectExtent l="0" t="0" r="6350" b="0"/>
                   <wp:wrapNone/>
-                  <wp:docPr id="1" name="Picture 1"/>
+                  <wp:docPr id="1542106005" name="Picture 3"/>
                   <wp:cNvGraphicFramePr>
                     <a:graphicFrameLocks xmlns:a="http://schemas.openxmlformats.org/drawingml/2006/main" noChangeAspect="1"/>
                   </wp:cNvGraphicFramePr>
@@ -64,11 +66,11 @@
                     <a:graphicData uri="http://schemas.openxmlformats.org/drawingml/2006/picture">
                       <pic:pic xmlns:pic="http://schemas.openxmlformats.org/drawingml/2006/picture">
                         <pic:nvPicPr>
-                          <pic:cNvPr id="1" name=""/>
+                          <pic:cNvPr id="1542106005" name="Picture 1542106005"/>
                           <pic:cNvPicPr/>
                         </pic:nvPicPr>
                         <pic:blipFill>
-                          <a:blip r:embed="rId6">
+                          <a:blip r:embed="rId6" cstate="print">
                             <a:extLst>
                               <a:ext uri="{28A0092B-C50C-407E-A947-70E740481C1C}">
                                 <a14:useLocalDpi xmlns:a14="http://schemas.microsoft.com/office/drawing/2010/main" val="0"/>
@@ -82,7 +84,7 @@
                         <pic:spPr>
                           <a:xfrm>
                             <a:off x="0" y="0"/>
-                            <a:ext cx="1384300" cy="518160"/>
+                            <a:ext cx="1346200" cy="800100"/>
                           </a:xfrm>
                           <a:prstGeom prst="rect">
                             <a:avLst/>
@@ -91,10 +93,10 @@
                       </pic:pic>
                     </a:graphicData>
                   </a:graphic>
-                  <wp14:sizeRelH relativeFrom="margin">
+                  <wp14:sizeRelH relativeFrom="page">
                     <wp14:pctWidth>0</wp14:pctWidth>
                   </wp14:sizeRelH>
-                  <wp14:sizeRelV relativeFrom="margin">
+                  <wp14:sizeRelV relativeFrom="page">
                     <wp14:pctHeight>0</wp14:pctHeight>
                   </wp14:sizeRelV>
                 </wp:anchor>
@@ -103,6 +105,33 @@
           </w:p>
           <w:p>
             <w:pPr>
+              <w:rPr>
+                <w:rFonts w:ascii="Arial" w:hAnsi="Arial" w:cs="Arial"/>
+                <w:sz w:val="20"/>
+                <w:szCs w:val="20"/>
+              </w:rPr>
+            </w:pPr>
+          </w:p>
+          <w:p>
+            <w:pPr>
+              <w:rPr>
+                <w:rFonts w:ascii="Arial" w:hAnsi="Arial" w:cs="Arial"/>
+                <w:sz w:val="20"/>
+                <w:szCs w:val="20"/>
+              </w:rPr>
+            </w:pPr>
+          </w:p>
+          <w:p>
+            <w:pPr>
+              <w:rPr>
+                <w:rFonts w:ascii="Arial" w:hAnsi="Arial" w:cs="Arial"/>
+                <w:sz w:val="20"/>
+                <w:szCs w:val="20"/>
+              </w:rPr>
+            </w:pPr>
+          </w:p>
+          <w:p>
+            <w:pPr>
               <w:ind w:firstLine="720"/>
               <w:rPr>
                 <w:rFonts w:ascii="Arial" w:hAnsi="Arial" w:cs="Arial"/>
@@ -116,25 +145,6 @@
             <w:pPr>
               <w:rPr>
                 <w:rFonts w:ascii="Arial" w:hAnsi="Arial" w:cs="Arial"/>
-                <w:b/>
-                <w:sz w:val="20"/>
-                <w:szCs w:val="20"/>
-              </w:rPr>
-            </w:pPr>
-          </w:p>
-          <w:p>
-            <w:pPr>
-              <w:rPr>
-                <w:rFonts w:ascii="Arial" w:hAnsi="Arial" w:cs="Arial"/>
-                <w:sz w:val="20"/>
-                <w:szCs w:val="20"/>
-              </w:rPr>
-            </w:pPr>
-          </w:p>
-          <w:p>
-            <w:pPr>
-              <w:rPr>
-                <w:rFonts w:ascii="Arial" w:hAnsi="Arial" w:cs="Arial"/>
                 <w:sz w:val="20"/>
                 <w:szCs w:val="20"/>
               </w:rPr>
@@ -179,15 +189,7 @@
                 <w:sz w:val="20"/>
                 <w:szCs w:val="20"/>
               </w:rPr>
-              <w:t xml:space="preserve">GSTIN/UIN: </w:t>
-            </w:r>
-            <w:r>
-              <w:rPr>
-                <w:rFonts w:ascii="Arial" w:hAnsi="Arial" w:cs="Arial"/>
-                <w:sz w:val="20"/>
-                <w:szCs w:val="20"/>
-              </w:rPr>
-              <w:t>&lt;GSTIN&gt;</w:t>
+              <w:t>GSTIN/UIN: &lt;GSTIN&gt;</w:t>
             </w:r>
           </w:p>
           <w:p>
@@ -204,43 +206,32 @@
               </w:rPr>
               <w:t>State Name: Tamil Nadu, Code :33</w:t>
             </w:r>
-            <w:r>
-              <w:rPr>
-                <w:rFonts w:ascii="Arial" w:hAnsi="Arial" w:cs="Arial"/>
-              </w:rPr>
-              <w:t xml:space="preserve"> </w:t>
-            </w:r>
-          </w:p>
-        </w:tc>
-        <w:tc>
-          <w:tcPr>
-            <w:tcW w:w="3647" w:type="dxa"/>
-            <w:gridSpan w:val="5"/>
-          </w:tcPr>
-          <w:p>
-            <w:pPr>
-              <w:rPr>
-                <w:rFonts w:ascii="Arial" w:hAnsi="Arial" w:cs="Arial"/>
-                <w:b/>
-                <w:sz w:val="20"/>
-                <w:szCs w:val="20"/>
-              </w:rPr>
-            </w:pPr>
-            <w:r>
-              <w:rPr>
-                <w:rFonts w:ascii="Arial" w:hAnsi="Arial" w:cs="Arial"/>
-                <w:sz w:val="20"/>
-                <w:szCs w:val="20"/>
-              </w:rPr>
-              <w:t>Invoice No.</w:t>
-            </w:r>
-            <w:r>
-              <w:rPr>
-                <w:rFonts w:ascii="Arial" w:hAnsi="Arial" w:cs="Arial"/>
-                <w:sz w:val="20"/>
-                <w:szCs w:val="20"/>
-              </w:rPr>
-              <w:t xml:space="preserve"> </w:t>
+          </w:p>
+        </w:tc>
+        <w:tc>
+          <w:tcPr>
+            <w:tcW w:w="3364" w:type="dxa"/>
+            <w:gridSpan w:val="4"/>
+            <w:tcBorders>
+              <w:bottom w:val="single" w:sz="4" w:space="0" w:color="auto"/>
+            </w:tcBorders>
+          </w:tcPr>
+          <w:p>
+            <w:pPr>
+              <w:rPr>
+                <w:rFonts w:ascii="Arial" w:hAnsi="Arial" w:cs="Arial"/>
+                <w:b/>
+                <w:sz w:val="20"/>
+                <w:szCs w:val="20"/>
+              </w:rPr>
+            </w:pPr>
+            <w:r>
+              <w:rPr>
+                <w:rFonts w:ascii="Arial" w:hAnsi="Arial" w:cs="Arial"/>
+                <w:sz w:val="20"/>
+                <w:szCs w:val="20"/>
+              </w:rPr>
+              <w:t xml:space="preserve">Invoice No. </w:t>
             </w:r>
             <w:r>
               <w:rPr>
@@ -251,24 +242,17 @@
               </w:rPr>
               <w:t>&lt;</w:t>
             </w:r>
-            <w:r>
-              <w:rPr>
-                <w:rFonts w:ascii="Arial" w:hAnsi="Arial" w:cs="Arial"/>
-                <w:b/>
-                <w:sz w:val="20"/>
-                <w:szCs w:val="20"/>
-              </w:rPr>
-              <w:t>I</w:t>
-            </w:r>
-            <w:r>
-              <w:rPr>
-                <w:rFonts w:ascii="Arial" w:hAnsi="Arial" w:cs="Arial"/>
-                <w:b/>
-                <w:sz w:val="20"/>
-                <w:szCs w:val="20"/>
-              </w:rPr>
-              <w:t>nvoiceNo</w:t>
-            </w:r>
+            <w:proofErr w:type="spellStart"/>
+            <w:r>
+              <w:rPr>
+                <w:rFonts w:ascii="Arial" w:hAnsi="Arial" w:cs="Arial"/>
+                <w:b/>
+                <w:sz w:val="20"/>
+                <w:szCs w:val="20"/>
+              </w:rPr>
+              <w:t>InvoiceNo</w:t>
+            </w:r>
+            <w:proofErr w:type="spellEnd"/>
             <w:r>
               <w:rPr>
                 <w:rFonts w:ascii="Arial" w:hAnsi="Arial" w:cs="Arial"/>
@@ -282,32 +266,29 @@
         </w:tc>
         <w:tc>
           <w:tcPr>
-            <w:tcW w:w="3081" w:type="dxa"/>
-          </w:tcPr>
-          <w:p>
-            <w:pPr>
-              <w:rPr>
-                <w:rFonts w:ascii="Arial" w:hAnsi="Arial" w:cs="Arial"/>
-                <w:b/>
-                <w:sz w:val="20"/>
-                <w:szCs w:val="20"/>
-              </w:rPr>
-            </w:pPr>
-            <w:r>
-              <w:rPr>
-                <w:rFonts w:ascii="Arial" w:hAnsi="Arial" w:cs="Arial"/>
-                <w:sz w:val="20"/>
-                <w:szCs w:val="20"/>
-              </w:rPr>
-              <w:t>Dated</w:t>
-            </w:r>
-            <w:r>
-              <w:rPr>
-                <w:rFonts w:ascii="Arial" w:hAnsi="Arial" w:cs="Arial"/>
-                <w:sz w:val="20"/>
-                <w:szCs w:val="20"/>
-              </w:rPr>
-              <w:t xml:space="preserve">  </w:t>
+            <w:tcW w:w="3364" w:type="dxa"/>
+            <w:gridSpan w:val="2"/>
+            <w:tcBorders>
+              <w:bottom w:val="single" w:sz="4" w:space="0" w:color="auto"/>
+            </w:tcBorders>
+          </w:tcPr>
+          <w:p>
+            <w:pPr>
+              <w:rPr>
+                <w:rFonts w:ascii="Arial" w:hAnsi="Arial" w:cs="Arial"/>
+                <w:b/>
+                <w:sz w:val="20"/>
+                <w:szCs w:val="20"/>
+              </w:rPr>
+            </w:pPr>
+            <w:proofErr w:type="gramStart"/>
+            <w:r>
+              <w:rPr>
+                <w:rFonts w:ascii="Arial" w:hAnsi="Arial" w:cs="Arial"/>
+                <w:sz w:val="20"/>
+                <w:szCs w:val="20"/>
+              </w:rPr>
+              <w:t xml:space="preserve">Dated  </w:t>
             </w:r>
             <w:r>
               <w:rPr>
@@ -318,30 +299,22 @@
               </w:rPr>
               <w:t>&lt;</w:t>
             </w:r>
-            <w:r>
-              <w:rPr>
-                <w:rFonts w:ascii="Arial" w:hAnsi="Arial" w:cs="Arial"/>
-                <w:b/>
-                <w:sz w:val="20"/>
-                <w:szCs w:val="20"/>
-              </w:rPr>
-              <w:t>D</w:t>
-            </w:r>
-            <w:r>
-              <w:rPr>
-                <w:rFonts w:ascii="Arial" w:hAnsi="Arial" w:cs="Arial"/>
-                <w:b/>
-                <w:sz w:val="20"/>
-                <w:szCs w:val="20"/>
-              </w:rPr>
-              <w:t>ated&gt;</w:t>
+            <w:proofErr w:type="gramEnd"/>
+            <w:r>
+              <w:rPr>
+                <w:rFonts w:ascii="Arial" w:hAnsi="Arial" w:cs="Arial"/>
+                <w:b/>
+                <w:sz w:val="20"/>
+                <w:szCs w:val="20"/>
+              </w:rPr>
+              <w:t>Dated&gt;</w:t>
             </w:r>
           </w:p>
         </w:tc>
       </w:tr>
       <w:tr>
         <w:trPr>
-          <w:trHeight w:val="649"/>
+          <w:trHeight w:val="565"/>
           <w:jc w:val="center"/>
         </w:trPr>
         <w:tc>
@@ -354,41 +327,44 @@
             <w:pPr>
               <w:rPr>
                 <w:rFonts w:ascii="Arial" w:hAnsi="Arial" w:cs="Arial"/>
-                <w:b/>
-                <w:bCs/>
-              </w:rPr>
-            </w:pPr>
-          </w:p>
-        </w:tc>
-        <w:tc>
-          <w:tcPr>
-            <w:tcW w:w="3647" w:type="dxa"/>
-            <w:gridSpan w:val="5"/>
-          </w:tcPr>
-          <w:p>
-            <w:pPr>
-              <w:rPr>
-                <w:rFonts w:ascii="Arial" w:hAnsi="Arial" w:cs="Arial"/>
-                <w:sz w:val="20"/>
-                <w:szCs w:val="20"/>
-              </w:rPr>
-            </w:pPr>
-            <w:r>
-              <w:rPr>
-                <w:rFonts w:ascii="Arial" w:hAnsi="Arial" w:cs="Arial"/>
-                <w:sz w:val="20"/>
-                <w:szCs w:val="20"/>
-              </w:rPr>
-              <w:t>Delivery Note</w:t>
-            </w:r>
-            <w:r>
-              <w:rPr>
-                <w:rFonts w:ascii="Arial" w:hAnsi="Arial" w:cs="Arial"/>
-                <w:sz w:val="20"/>
-                <w:szCs w:val="20"/>
-              </w:rPr>
-              <w:t xml:space="preserve"> </w:t>
-            </w:r>
+              </w:rPr>
+            </w:pPr>
+          </w:p>
+        </w:tc>
+        <w:tc>
+          <w:tcPr>
+            <w:tcW w:w="3364" w:type="dxa"/>
+            <w:gridSpan w:val="4"/>
+            <w:tcBorders>
+              <w:bottom w:val="single" w:sz="4" w:space="0" w:color="auto"/>
+            </w:tcBorders>
+          </w:tcPr>
+          <w:p>
+            <w:pPr>
+              <w:rPr>
+                <w:rFonts w:ascii="Arial" w:hAnsi="Arial" w:cs="Arial"/>
+                <w:sz w:val="20"/>
+                <w:szCs w:val="20"/>
+              </w:rPr>
+            </w:pPr>
+            <w:r>
+              <w:rPr>
+                <w:rFonts w:ascii="Arial" w:hAnsi="Arial" w:cs="Arial"/>
+                <w:sz w:val="20"/>
+                <w:szCs w:val="20"/>
+              </w:rPr>
+              <w:t>Reference No &amp;Date</w:t>
+            </w:r>
+          </w:p>
+          <w:p>
+            <w:pPr>
+              <w:rPr>
+                <w:rFonts w:ascii="Arial" w:hAnsi="Arial" w:cs="Arial"/>
+                <w:b/>
+                <w:sz w:val="20"/>
+                <w:szCs w:val="20"/>
+              </w:rPr>
+            </w:pPr>
             <w:r>
               <w:rPr>
                 <w:rFonts w:ascii="Arial" w:hAnsi="Arial" w:cs="Arial"/>
@@ -397,27 +373,33 @@
               </w:rPr>
               <w:t>&lt;</w:t>
             </w:r>
-            <w:r>
-              <w:rPr>
-                <w:rFonts w:ascii="Arial" w:hAnsi="Arial" w:cs="Arial"/>
-                <w:sz w:val="20"/>
-                <w:szCs w:val="20"/>
-              </w:rPr>
-              <w:t>D</w:t>
-            </w:r>
-            <w:r>
-              <w:rPr>
-                <w:rFonts w:ascii="Arial" w:hAnsi="Arial" w:cs="Arial"/>
-                <w:sz w:val="20"/>
-                <w:szCs w:val="20"/>
-              </w:rPr>
-              <w:t>eliveryNote&gt;</w:t>
-            </w:r>
-          </w:p>
-        </w:tc>
-        <w:tc>
-          <w:tcPr>
-            <w:tcW w:w="3081" w:type="dxa"/>
+            <w:proofErr w:type="spellStart"/>
+            <w:r>
+              <w:rPr>
+                <w:rFonts w:ascii="Arial" w:hAnsi="Arial" w:cs="Arial"/>
+                <w:sz w:val="20"/>
+                <w:szCs w:val="20"/>
+              </w:rPr>
+              <w:t>ReferenceDate</w:t>
+            </w:r>
+            <w:proofErr w:type="spellEnd"/>
+            <w:r>
+              <w:rPr>
+                <w:rFonts w:ascii="Arial" w:hAnsi="Arial" w:cs="Arial"/>
+                <w:sz w:val="20"/>
+                <w:szCs w:val="20"/>
+              </w:rPr>
+              <w:t>&gt;</w:t>
+            </w:r>
+          </w:p>
+        </w:tc>
+        <w:tc>
+          <w:tcPr>
+            <w:tcW w:w="3364" w:type="dxa"/>
+            <w:gridSpan w:val="2"/>
+            <w:tcBorders>
+              <w:bottom w:val="single" w:sz="4" w:space="0" w:color="auto"/>
+            </w:tcBorders>
           </w:tcPr>
           <w:p>
             <w:pPr>
@@ -440,6 +422,7 @@
             <w:pPr>
               <w:rPr>
                 <w:rFonts w:ascii="Arial" w:hAnsi="Arial" w:cs="Arial"/>
+                <w:b/>
                 <w:sz w:val="20"/>
                 <w:szCs w:val="20"/>
               </w:rPr>
@@ -452,6 +435,7 @@
               </w:rPr>
               <w:t>&lt;</w:t>
             </w:r>
+            <w:proofErr w:type="spellStart"/>
             <w:r>
               <w:rPr>
                 <w:rFonts w:ascii="Arial" w:hAnsi="Arial" w:cs="Arial"/>
@@ -460,6 +444,152 @@
               </w:rPr>
               <w:t>ModeTermsOfPayment</w:t>
             </w:r>
+            <w:proofErr w:type="spellEnd"/>
+            <w:r>
+              <w:rPr>
+                <w:rFonts w:ascii="Arial" w:hAnsi="Arial" w:cs="Arial"/>
+                <w:sz w:val="20"/>
+                <w:szCs w:val="20"/>
+              </w:rPr>
+              <w:t>&gt;</w:t>
+            </w:r>
+          </w:p>
+        </w:tc>
+      </w:tr>
+      <w:bookmarkEnd w:id="0"/>
+      <w:tr>
+        <w:trPr>
+          <w:trHeight w:val="565"/>
+          <w:jc w:val="center"/>
+        </w:trPr>
+        <w:tc>
+          <w:tcPr>
+            <w:tcW w:w="3578" w:type="dxa"/>
+            <w:gridSpan w:val="2"/>
+            <w:vMerge/>
+          </w:tcPr>
+          <w:p>
+            <w:pPr>
+              <w:rPr>
+                <w:rFonts w:ascii="Arial" w:hAnsi="Arial" w:cs="Arial"/>
+              </w:rPr>
+            </w:pPr>
+          </w:p>
+        </w:tc>
+        <w:tc>
+          <w:tcPr>
+            <w:tcW w:w="3364" w:type="dxa"/>
+            <w:gridSpan w:val="4"/>
+            <w:tcBorders>
+              <w:bottom w:val="single" w:sz="4" w:space="0" w:color="auto"/>
+            </w:tcBorders>
+          </w:tcPr>
+          <w:p>
+            <w:pPr>
+              <w:rPr>
+                <w:rFonts w:ascii="Arial" w:hAnsi="Arial" w:cs="Arial"/>
+                <w:sz w:val="20"/>
+                <w:szCs w:val="20"/>
+              </w:rPr>
+            </w:pPr>
+            <w:r>
+              <w:rPr>
+                <w:rFonts w:ascii="Arial" w:hAnsi="Arial" w:cs="Arial"/>
+                <w:sz w:val="20"/>
+                <w:szCs w:val="20"/>
+              </w:rPr>
+              <w:t xml:space="preserve">Delivery Note </w:t>
+            </w:r>
+          </w:p>
+          <w:p>
+            <w:pPr>
+              <w:rPr>
+                <w:rFonts w:ascii="Arial" w:hAnsi="Arial" w:cs="Arial"/>
+                <w:b/>
+                <w:sz w:val="20"/>
+                <w:szCs w:val="20"/>
+              </w:rPr>
+            </w:pPr>
+            <w:r>
+              <w:rPr>
+                <w:rFonts w:ascii="Arial" w:hAnsi="Arial" w:cs="Arial"/>
+                <w:sz w:val="20"/>
+                <w:szCs w:val="20"/>
+              </w:rPr>
+              <w:t>&lt;</w:t>
+            </w:r>
+            <w:proofErr w:type="spellStart"/>
+            <w:r>
+              <w:rPr>
+                <w:rFonts w:ascii="Arial" w:hAnsi="Arial" w:cs="Arial"/>
+                <w:sz w:val="20"/>
+                <w:szCs w:val="20"/>
+              </w:rPr>
+              <w:t>DeliveryNote</w:t>
+            </w:r>
+            <w:proofErr w:type="spellEnd"/>
+            <w:r>
+              <w:rPr>
+                <w:rFonts w:ascii="Arial" w:hAnsi="Arial" w:cs="Arial"/>
+                <w:sz w:val="20"/>
+                <w:szCs w:val="20"/>
+              </w:rPr>
+              <w:t>&gt;</w:t>
+            </w:r>
+          </w:p>
+        </w:tc>
+        <w:tc>
+          <w:tcPr>
+            <w:tcW w:w="3364" w:type="dxa"/>
+            <w:gridSpan w:val="2"/>
+            <w:tcBorders>
+              <w:bottom w:val="single" w:sz="4" w:space="0" w:color="auto"/>
+            </w:tcBorders>
+          </w:tcPr>
+          <w:p>
+            <w:pPr>
+              <w:rPr>
+                <w:rFonts w:ascii="Arial" w:hAnsi="Arial" w:cs="Arial"/>
+                <w:sz w:val="20"/>
+                <w:szCs w:val="20"/>
+              </w:rPr>
+            </w:pPr>
+            <w:r>
+              <w:rPr>
+                <w:rFonts w:ascii="Arial" w:hAnsi="Arial" w:cs="Arial"/>
+                <w:sz w:val="20"/>
+                <w:szCs w:val="20"/>
+              </w:rPr>
+              <w:t>Other References</w:t>
+            </w:r>
+          </w:p>
+          <w:p>
+            <w:pPr>
+              <w:rPr>
+                <w:rFonts w:ascii="Arial" w:hAnsi="Arial" w:cs="Arial"/>
+                <w:b/>
+                <w:sz w:val="20"/>
+                <w:szCs w:val="20"/>
+              </w:rPr>
+            </w:pPr>
+            <w:r>
+              <w:rPr>
+                <w:rFonts w:ascii="Arial" w:hAnsi="Arial" w:cs="Arial"/>
+                <w:sz w:val="20"/>
+                <w:szCs w:val="20"/>
+              </w:rPr>
+              <w:t>&lt;</w:t>
+            </w:r>
+            <w:proofErr w:type="spellStart"/>
+            <w:r>
+              <w:rPr>
+                <w:rFonts w:ascii="Arial" w:hAnsi="Arial" w:cs="Arial"/>
+                <w:sz w:val="20"/>
+                <w:szCs w:val="20"/>
+              </w:rPr>
+              <w:t>OtherReferences</w:t>
+            </w:r>
+            <w:proofErr w:type="spellEnd"/>
             <w:r>
               <w:rPr>
                 <w:rFonts w:ascii="Arial" w:hAnsi="Arial" w:cs="Arial"/>
@@ -473,7 +603,204 @@
       </w:tr>
       <w:tr>
         <w:trPr>
-          <w:trHeight w:val="602"/>
+          <w:trHeight w:val="565"/>
+          <w:jc w:val="center"/>
+        </w:trPr>
+        <w:tc>
+          <w:tcPr>
+            <w:tcW w:w="3578" w:type="dxa"/>
+            <w:gridSpan w:val="2"/>
+            <w:vMerge w:val="restart"/>
+          </w:tcPr>
+          <w:p>
+            <w:pPr>
+              <w:rPr>
+                <w:rFonts w:ascii="Arial" w:hAnsi="Arial" w:cs="Arial"/>
+                <w:sz w:val="20"/>
+                <w:szCs w:val="20"/>
+              </w:rPr>
+            </w:pPr>
+            <w:r>
+              <w:rPr>
+                <w:rFonts w:ascii="Arial" w:hAnsi="Arial" w:cs="Arial"/>
+                <w:sz w:val="20"/>
+                <w:szCs w:val="20"/>
+              </w:rPr>
+              <w:t>Consignee (Ship to)</w:t>
+            </w:r>
+          </w:p>
+          <w:p>
+            <w:pPr>
+              <w:rPr>
+                <w:rFonts w:ascii="Arial" w:hAnsi="Arial" w:cs="Arial"/>
+              </w:rPr>
+            </w:pPr>
+            <w:r>
+              <w:rPr>
+                <w:rFonts w:ascii="Arial" w:hAnsi="Arial" w:cs="Arial"/>
+                <w:b/>
+                <w:sz w:val="20"/>
+                <w:szCs w:val="20"/>
+              </w:rPr>
+              <w:t>&lt;</w:t>
+            </w:r>
+            <w:proofErr w:type="spellStart"/>
+            <w:r>
+              <w:rPr>
+                <w:rFonts w:ascii="Arial" w:hAnsi="Arial" w:cs="Arial"/>
+                <w:b/>
+                <w:sz w:val="20"/>
+                <w:szCs w:val="20"/>
+              </w:rPr>
+              <w:t>ConsigneeDetails</w:t>
+            </w:r>
+            <w:proofErr w:type="spellEnd"/>
+            <w:r>
+              <w:rPr>
+                <w:rFonts w:ascii="Arial" w:hAnsi="Arial" w:cs="Arial"/>
+                <w:b/>
+                <w:sz w:val="20"/>
+                <w:szCs w:val="20"/>
+              </w:rPr>
+              <w:t>&gt;</w:t>
+            </w:r>
+            <w:r>
+              <w:rPr>
+                <w:rFonts w:ascii="Arial" w:hAnsi="Arial" w:cs="Arial"/>
+                <w:b/>
+              </w:rPr>
+              <w:t xml:space="preserve"> </w:t>
+            </w:r>
+          </w:p>
+        </w:tc>
+        <w:tc>
+          <w:tcPr>
+            <w:tcW w:w="3364" w:type="dxa"/>
+            <w:gridSpan w:val="4"/>
+            <w:tcBorders>
+              <w:bottom w:val="single" w:sz="4" w:space="0" w:color="auto"/>
+            </w:tcBorders>
+          </w:tcPr>
+          <w:p>
+            <w:pPr>
+              <w:rPr>
+                <w:rFonts w:ascii="Arial" w:hAnsi="Arial" w:cs="Arial"/>
+                <w:sz w:val="20"/>
+                <w:szCs w:val="20"/>
+              </w:rPr>
+            </w:pPr>
+            <w:r>
+              <w:rPr>
+                <w:rFonts w:ascii="Arial" w:hAnsi="Arial" w:cs="Arial"/>
+                <w:sz w:val="20"/>
+                <w:szCs w:val="20"/>
+              </w:rPr>
+              <w:t>Buyer’s Order No.</w:t>
+            </w:r>
+          </w:p>
+          <w:p>
+            <w:pPr>
+              <w:rPr>
+                <w:rFonts w:ascii="Arial" w:hAnsi="Arial" w:cs="Arial"/>
+                <w:b/>
+                <w:sz w:val="20"/>
+                <w:szCs w:val="20"/>
+              </w:rPr>
+            </w:pPr>
+            <w:r>
+              <w:rPr>
+                <w:rFonts w:ascii="Arial" w:hAnsi="Arial" w:cs="Arial"/>
+                <w:sz w:val="20"/>
+                <w:szCs w:val="20"/>
+              </w:rPr>
+              <w:t>&lt;</w:t>
+            </w:r>
+            <w:proofErr w:type="spellStart"/>
+            <w:r>
+              <w:rPr>
+                <w:rFonts w:ascii="Arial" w:hAnsi="Arial" w:cs="Arial"/>
+                <w:sz w:val="20"/>
+                <w:szCs w:val="20"/>
+              </w:rPr>
+              <w:t>BuyersOrderNo</w:t>
+            </w:r>
+            <w:proofErr w:type="spellEnd"/>
+            <w:r>
+              <w:rPr>
+                <w:rFonts w:ascii="Arial" w:hAnsi="Arial" w:cs="Arial"/>
+                <w:sz w:val="20"/>
+                <w:szCs w:val="20"/>
+              </w:rPr>
+              <w:t>&gt;</w:t>
+            </w:r>
+          </w:p>
+        </w:tc>
+        <w:tc>
+          <w:tcPr>
+            <w:tcW w:w="3364" w:type="dxa"/>
+            <w:gridSpan w:val="2"/>
+            <w:tcBorders>
+              <w:bottom w:val="single" w:sz="4" w:space="0" w:color="auto"/>
+            </w:tcBorders>
+          </w:tcPr>
+          <w:p>
+            <w:pPr>
+              <w:rPr>
+                <w:rFonts w:ascii="Arial" w:hAnsi="Arial" w:cs="Arial"/>
+                <w:sz w:val="20"/>
+                <w:szCs w:val="20"/>
+              </w:rPr>
+            </w:pPr>
+            <w:r>
+              <w:rPr>
+                <w:rFonts w:ascii="Arial" w:hAnsi="Arial" w:cs="Arial"/>
+                <w:sz w:val="20"/>
+                <w:szCs w:val="20"/>
+              </w:rPr>
+              <w:t>Dated</w:t>
+            </w:r>
+          </w:p>
+          <w:p>
+            <w:pPr>
+              <w:rPr>
+                <w:rFonts w:ascii="Arial" w:hAnsi="Arial" w:cs="Arial"/>
+                <w:b/>
+                <w:sz w:val="20"/>
+                <w:szCs w:val="20"/>
+              </w:rPr>
+            </w:pPr>
+            <w:r>
+              <w:rPr>
+                <w:rFonts w:ascii="Arial" w:hAnsi="Arial" w:cs="Arial"/>
+                <w:sz w:val="20"/>
+                <w:szCs w:val="20"/>
+              </w:rPr>
+              <w:t>&lt;</w:t>
+            </w:r>
+            <w:proofErr w:type="spellStart"/>
+            <w:r>
+              <w:rPr>
+                <w:rFonts w:ascii="Arial" w:hAnsi="Arial" w:cs="Arial"/>
+                <w:sz w:val="20"/>
+                <w:szCs w:val="20"/>
+              </w:rPr>
+              <w:t>BuyersOrderNoDated</w:t>
+            </w:r>
+            <w:proofErr w:type="spellEnd"/>
+            <w:r>
+              <w:rPr>
+                <w:rFonts w:ascii="Arial" w:hAnsi="Arial" w:cs="Arial"/>
+                <w:sz w:val="20"/>
+                <w:szCs w:val="20"/>
+              </w:rPr>
+              <w:t>&gt;</w:t>
+            </w:r>
+          </w:p>
+        </w:tc>
+      </w:tr>
+      <w:tr>
+        <w:trPr>
+          <w:trHeight w:val="565"/>
           <w:jc w:val="center"/>
         </w:trPr>
         <w:tc>
@@ -486,93 +813,105 @@
             <w:pPr>
               <w:rPr>
                 <w:rFonts w:ascii="Arial" w:hAnsi="Arial" w:cs="Arial"/>
-                <w:b/>
-                <w:bCs/>
-              </w:rPr>
-            </w:pPr>
-          </w:p>
-        </w:tc>
-        <w:tc>
-          <w:tcPr>
-            <w:tcW w:w="3647" w:type="dxa"/>
-            <w:gridSpan w:val="5"/>
-          </w:tcPr>
-          <w:p>
-            <w:pPr>
-              <w:rPr>
-                <w:rFonts w:ascii="Arial" w:hAnsi="Arial" w:cs="Arial"/>
-                <w:sz w:val="20"/>
-                <w:szCs w:val="20"/>
-              </w:rPr>
-            </w:pPr>
-            <w:r>
-              <w:rPr>
-                <w:rFonts w:ascii="Arial" w:hAnsi="Arial" w:cs="Arial"/>
-                <w:sz w:val="20"/>
-                <w:szCs w:val="20"/>
-              </w:rPr>
-              <w:t>Reference No &amp;Date</w:t>
-            </w:r>
-          </w:p>
-          <w:p>
-            <w:pPr>
-              <w:rPr>
-                <w:rFonts w:ascii="Arial" w:hAnsi="Arial" w:cs="Arial"/>
-                <w:sz w:val="20"/>
-                <w:szCs w:val="20"/>
-              </w:rPr>
-            </w:pPr>
-            <w:r>
-              <w:rPr>
-                <w:rFonts w:ascii="Arial" w:hAnsi="Arial" w:cs="Arial"/>
+              </w:rPr>
+            </w:pPr>
+          </w:p>
+        </w:tc>
+        <w:tc>
+          <w:tcPr>
+            <w:tcW w:w="3364" w:type="dxa"/>
+            <w:gridSpan w:val="4"/>
+            <w:tcBorders>
+              <w:bottom w:val="single" w:sz="4" w:space="0" w:color="auto"/>
+            </w:tcBorders>
+          </w:tcPr>
+          <w:p>
+            <w:pPr>
+              <w:rPr>
+                <w:rFonts w:ascii="Arial" w:hAnsi="Arial" w:cs="Arial"/>
+                <w:sz w:val="20"/>
+                <w:szCs w:val="20"/>
+              </w:rPr>
+            </w:pPr>
+            <w:r>
+              <w:rPr>
+                <w:rFonts w:ascii="Arial" w:hAnsi="Arial" w:cs="Arial"/>
+                <w:sz w:val="20"/>
+                <w:szCs w:val="20"/>
+              </w:rPr>
+              <w:t>Dispatch Doc No</w:t>
+            </w:r>
+          </w:p>
+          <w:p>
+            <w:pPr>
+              <w:rPr>
+                <w:rFonts w:ascii="Arial" w:hAnsi="Arial" w:cs="Arial"/>
+                <w:b/>
+                <w:sz w:val="20"/>
+                <w:szCs w:val="20"/>
+              </w:rPr>
+            </w:pPr>
+            <w:r>
+              <w:rPr>
+                <w:rFonts w:ascii="Arial" w:hAnsi="Arial" w:cs="Arial"/>
+                <w:b/>
                 <w:sz w:val="20"/>
                 <w:szCs w:val="20"/>
               </w:rPr>
               <w:t>&lt;</w:t>
             </w:r>
-            <w:r>
-              <w:rPr>
-                <w:rFonts w:ascii="Arial" w:hAnsi="Arial" w:cs="Arial"/>
-                <w:sz w:val="20"/>
-                <w:szCs w:val="20"/>
-              </w:rPr>
-              <w:t>R</w:t>
-            </w:r>
-            <w:r>
-              <w:rPr>
-                <w:rFonts w:ascii="Arial" w:hAnsi="Arial" w:cs="Arial"/>
-                <w:sz w:val="20"/>
-                <w:szCs w:val="20"/>
-              </w:rPr>
-              <w:t>eferenceDate&gt;</w:t>
-            </w:r>
-          </w:p>
-        </w:tc>
-        <w:tc>
-          <w:tcPr>
-            <w:tcW w:w="3081" w:type="dxa"/>
-          </w:tcPr>
-          <w:p>
-            <w:pPr>
-              <w:rPr>
-                <w:rFonts w:ascii="Arial" w:hAnsi="Arial" w:cs="Arial"/>
-                <w:sz w:val="20"/>
-                <w:szCs w:val="20"/>
-              </w:rPr>
-            </w:pPr>
-            <w:r>
-              <w:rPr>
-                <w:rFonts w:ascii="Arial" w:hAnsi="Arial" w:cs="Arial"/>
-                <w:sz w:val="20"/>
-                <w:szCs w:val="20"/>
-              </w:rPr>
-              <w:t>Other References</w:t>
-            </w:r>
-          </w:p>
-          <w:p>
-            <w:pPr>
-              <w:rPr>
-                <w:rFonts w:ascii="Arial" w:hAnsi="Arial" w:cs="Arial"/>
+            <w:proofErr w:type="spellStart"/>
+            <w:r>
+              <w:rPr>
+                <w:rFonts w:ascii="Arial" w:hAnsi="Arial" w:cs="Arial"/>
+                <w:b/>
+                <w:sz w:val="20"/>
+                <w:szCs w:val="20"/>
+              </w:rPr>
+              <w:t>DispatchDocNo</w:t>
+            </w:r>
+            <w:proofErr w:type="spellEnd"/>
+            <w:r>
+              <w:rPr>
+                <w:rFonts w:ascii="Arial" w:hAnsi="Arial" w:cs="Arial"/>
+                <w:b/>
+                <w:sz w:val="20"/>
+                <w:szCs w:val="20"/>
+              </w:rPr>
+              <w:t>&gt;</w:t>
+            </w:r>
+          </w:p>
+        </w:tc>
+        <w:tc>
+          <w:tcPr>
+            <w:tcW w:w="3364" w:type="dxa"/>
+            <w:gridSpan w:val="2"/>
+            <w:tcBorders>
+              <w:bottom w:val="single" w:sz="4" w:space="0" w:color="auto"/>
+            </w:tcBorders>
+          </w:tcPr>
+          <w:p>
+            <w:pPr>
+              <w:rPr>
+                <w:rFonts w:ascii="Arial" w:hAnsi="Arial" w:cs="Arial"/>
+                <w:sz w:val="20"/>
+                <w:szCs w:val="20"/>
+              </w:rPr>
+            </w:pPr>
+            <w:r>
+              <w:rPr>
+                <w:rFonts w:ascii="Arial" w:hAnsi="Arial" w:cs="Arial"/>
+                <w:sz w:val="20"/>
+                <w:szCs w:val="20"/>
+              </w:rPr>
+              <w:t>Delivery Note Date</w:t>
+            </w:r>
+          </w:p>
+          <w:p>
+            <w:pPr>
+              <w:rPr>
+                <w:rFonts w:ascii="Arial" w:hAnsi="Arial" w:cs="Arial"/>
+                <w:b/>
                 <w:sz w:val="20"/>
                 <w:szCs w:val="20"/>
               </w:rPr>
@@ -585,28 +924,30 @@
               </w:rPr>
               <w:t>&lt;</w:t>
             </w:r>
-            <w:r>
-              <w:rPr>
-                <w:rFonts w:ascii="Arial" w:hAnsi="Arial" w:cs="Arial"/>
-                <w:sz w:val="20"/>
-                <w:szCs w:val="20"/>
-              </w:rPr>
-              <w:t>O</w:t>
-            </w:r>
-            <w:r>
-              <w:rPr>
-                <w:rFonts w:ascii="Arial" w:hAnsi="Arial" w:cs="Arial"/>
-                <w:sz w:val="20"/>
-                <w:szCs w:val="20"/>
-              </w:rPr>
-              <w:t>therReferences&gt;</w:t>
+            <w:proofErr w:type="spellStart"/>
+            <w:r>
+              <w:rPr>
+                <w:rFonts w:ascii="Arial" w:hAnsi="Arial" w:cs="Arial"/>
+                <w:sz w:val="20"/>
+                <w:szCs w:val="20"/>
+              </w:rPr>
+              <w:t>DeliveryNoteDate</w:t>
+            </w:r>
+            <w:proofErr w:type="spellEnd"/>
+            <w:r>
+              <w:rPr>
+                <w:rFonts w:ascii="Arial" w:hAnsi="Arial" w:cs="Arial"/>
+                <w:sz w:val="20"/>
+                <w:szCs w:val="20"/>
+              </w:rPr>
+              <w:t>&gt;</w:t>
             </w:r>
           </w:p>
         </w:tc>
       </w:tr>
       <w:tr>
         <w:trPr>
-          <w:trHeight w:val="567"/>
+          <w:trHeight w:val="565"/>
           <w:jc w:val="center"/>
         </w:trPr>
         <w:tc>
@@ -619,38 +960,40 @@
             <w:pPr>
               <w:rPr>
                 <w:rFonts w:ascii="Arial" w:hAnsi="Arial" w:cs="Arial"/>
-                <w:b/>
-                <w:bCs/>
-              </w:rPr>
-            </w:pPr>
-          </w:p>
-        </w:tc>
-        <w:tc>
-          <w:tcPr>
-            <w:tcW w:w="3647" w:type="dxa"/>
-            <w:gridSpan w:val="5"/>
-          </w:tcPr>
-          <w:p>
-            <w:pPr>
-              <w:rPr>
-                <w:rFonts w:ascii="Arial" w:hAnsi="Arial" w:cs="Arial"/>
-                <w:sz w:val="20"/>
-                <w:szCs w:val="20"/>
-              </w:rPr>
-            </w:pPr>
-            <w:r>
-              <w:rPr>
-                <w:rFonts w:ascii="Arial" w:hAnsi="Arial" w:cs="Arial"/>
-                <w:sz w:val="20"/>
-                <w:szCs w:val="20"/>
-              </w:rPr>
-              <w:t>Buyer’s Order No.</w:t>
-            </w:r>
-          </w:p>
-          <w:p>
-            <w:pPr>
-              <w:rPr>
-                <w:rFonts w:ascii="Arial" w:hAnsi="Arial" w:cs="Arial"/>
+              </w:rPr>
+            </w:pPr>
+          </w:p>
+        </w:tc>
+        <w:tc>
+          <w:tcPr>
+            <w:tcW w:w="3364" w:type="dxa"/>
+            <w:gridSpan w:val="4"/>
+            <w:tcBorders>
+              <w:bottom w:val="single" w:sz="4" w:space="0" w:color="auto"/>
+            </w:tcBorders>
+          </w:tcPr>
+          <w:p>
+            <w:pPr>
+              <w:rPr>
+                <w:rFonts w:ascii="Arial" w:hAnsi="Arial" w:cs="Arial"/>
+                <w:sz w:val="20"/>
+                <w:szCs w:val="20"/>
+              </w:rPr>
+            </w:pPr>
+            <w:r>
+              <w:rPr>
+                <w:rFonts w:ascii="Arial" w:hAnsi="Arial" w:cs="Arial"/>
+                <w:sz w:val="20"/>
+                <w:szCs w:val="20"/>
+              </w:rPr>
+              <w:t>Dispatched through</w:t>
+            </w:r>
+          </w:p>
+          <w:p>
+            <w:pPr>
+              <w:rPr>
+                <w:rFonts w:ascii="Arial" w:hAnsi="Arial" w:cs="Arial"/>
+                <w:b/>
                 <w:sz w:val="20"/>
                 <w:szCs w:val="20"/>
               </w:rPr>
@@ -663,14 +1006,16 @@
               </w:rPr>
               <w:t>&lt;</w:t>
             </w:r>
-            <w:r>
-              <w:rPr>
-                <w:rFonts w:ascii="Arial" w:hAnsi="Arial" w:cs="Arial"/>
-                <w:sz w:val="20"/>
-                <w:szCs w:val="20"/>
-              </w:rPr>
-              <w:t>BuyersOrderNo</w:t>
-            </w:r>
+            <w:proofErr w:type="spellStart"/>
+            <w:r>
+              <w:rPr>
+                <w:rFonts w:ascii="Arial" w:hAnsi="Arial" w:cs="Arial"/>
+                <w:sz w:val="20"/>
+                <w:szCs w:val="20"/>
+              </w:rPr>
+              <w:t>DispatchedThrough</w:t>
+            </w:r>
+            <w:proofErr w:type="spellEnd"/>
             <w:r>
               <w:rPr>
                 <w:rFonts w:ascii="Arial" w:hAnsi="Arial" w:cs="Arial"/>
@@ -683,63 +1028,53 @@
         </w:tc>
         <w:tc>
           <w:tcPr>
-            <w:tcW w:w="3081" w:type="dxa"/>
-          </w:tcPr>
-          <w:p>
-            <w:pPr>
-              <w:rPr>
-                <w:rFonts w:ascii="Arial" w:hAnsi="Arial" w:cs="Arial"/>
-                <w:sz w:val="20"/>
-                <w:szCs w:val="20"/>
-              </w:rPr>
-            </w:pPr>
-            <w:r>
-              <w:rPr>
-                <w:rFonts w:ascii="Arial" w:hAnsi="Arial" w:cs="Arial"/>
-                <w:sz w:val="20"/>
-                <w:szCs w:val="20"/>
-              </w:rPr>
-              <w:t>Dated</w:t>
-            </w:r>
-          </w:p>
-          <w:p>
-            <w:pPr>
-              <w:rPr>
-                <w:rFonts w:ascii="Arial" w:hAnsi="Arial" w:cs="Arial"/>
-                <w:sz w:val="20"/>
-                <w:szCs w:val="20"/>
-              </w:rPr>
-            </w:pPr>
-            <w:r>
-              <w:rPr>
-                <w:rFonts w:ascii="Arial" w:hAnsi="Arial" w:cs="Arial"/>
-                <w:sz w:val="20"/>
-                <w:szCs w:val="20"/>
-              </w:rPr>
-              <w:t>&lt;</w:t>
-            </w:r>
-            <w:r>
-              <w:rPr>
-                <w:rFonts w:ascii="Arial" w:hAnsi="Arial" w:cs="Arial"/>
-                <w:sz w:val="20"/>
-                <w:szCs w:val="20"/>
-              </w:rPr>
-              <w:t>BuyersOrderNoDated</w:t>
-            </w:r>
-            <w:r>
-              <w:rPr>
-                <w:rFonts w:ascii="Arial" w:hAnsi="Arial" w:cs="Arial"/>
-                <w:sz w:val="20"/>
-                <w:szCs w:val="20"/>
-              </w:rPr>
-              <w:t>&gt;</w:t>
+            <w:tcW w:w="3364" w:type="dxa"/>
+            <w:gridSpan w:val="2"/>
+            <w:tcBorders>
+              <w:bottom w:val="single" w:sz="4" w:space="0" w:color="auto"/>
+            </w:tcBorders>
+          </w:tcPr>
+          <w:p>
+            <w:pPr>
+              <w:rPr>
+                <w:rFonts w:ascii="Arial" w:hAnsi="Arial" w:cs="Arial"/>
+                <w:sz w:val="20"/>
+                <w:szCs w:val="20"/>
+              </w:rPr>
+            </w:pPr>
+            <w:r>
+              <w:rPr>
+                <w:rFonts w:ascii="Arial" w:hAnsi="Arial" w:cs="Arial"/>
+                <w:sz w:val="20"/>
+                <w:szCs w:val="20"/>
+              </w:rPr>
+              <w:t>Destination</w:t>
+            </w:r>
+          </w:p>
+          <w:p>
+            <w:pPr>
+              <w:rPr>
+                <w:rFonts w:ascii="Arial" w:hAnsi="Arial" w:cs="Arial"/>
+                <w:b/>
+                <w:sz w:val="20"/>
+                <w:szCs w:val="20"/>
+              </w:rPr>
+            </w:pPr>
+            <w:r>
+              <w:rPr>
+                <w:rFonts w:ascii="Arial" w:hAnsi="Arial" w:cs="Arial"/>
+                <w:b/>
+                <w:sz w:val="20"/>
+                <w:szCs w:val="20"/>
+              </w:rPr>
+              <w:t>&lt;Destination&gt;</w:t>
             </w:r>
           </w:p>
         </w:tc>
       </w:tr>
       <w:tr>
         <w:trPr>
-          <w:trHeight w:val="534"/>
+          <w:trHeight w:val="565"/>
           <w:jc w:val="center"/>
         </w:trPr>
         <w:tc>
@@ -762,20 +1097,18 @@
                 <w:sz w:val="20"/>
                 <w:szCs w:val="20"/>
               </w:rPr>
-              <w:t>Consignee (Ship to)</w:t>
-            </w:r>
-          </w:p>
-          <w:p>
-            <w:pPr>
-              <w:rPr>
-                <w:rFonts w:ascii="Arial" w:hAnsi="Arial" w:cs="Arial"/>
-                <w:b/>
-              </w:rPr>
-            </w:pPr>
-            <w:r>
-              <w:rPr>
-                <w:rFonts w:ascii="Arial" w:hAnsi="Arial" w:cs="Arial"/>
-                <w:b/>
+              <w:t>Buyer (Bill to)</w:t>
+            </w:r>
+          </w:p>
+          <w:p>
+            <w:pPr>
+              <w:rPr>
+                <w:rFonts w:ascii="Arial" w:hAnsi="Arial" w:cs="Arial"/>
+              </w:rPr>
+            </w:pPr>
+            <w:r>
+              <w:rPr>
+                <w:rFonts w:ascii="Arial" w:hAnsi="Arial" w:cs="Arial"/>
                 <w:sz w:val="20"/>
                 <w:szCs w:val="20"/>
               </w:rPr>
@@ -784,149 +1117,152 @@
             <w:r>
               <w:rPr>
                 <w:rFonts w:ascii="Arial" w:hAnsi="Arial" w:cs="Arial"/>
-                <w:b/>
-                <w:sz w:val="20"/>
-                <w:szCs w:val="20"/>
-              </w:rPr>
-              <w:t>ConsigneeDetails</w:t>
-            </w:r>
-            <w:r>
-              <w:rPr>
-                <w:rFonts w:ascii="Arial" w:hAnsi="Arial" w:cs="Arial"/>
-                <w:b/>
+                <w:sz w:val="20"/>
+                <w:szCs w:val="20"/>
+              </w:rPr>
+              <w:t>Buyer</w:t>
+            </w:r>
+            <w:r>
+              <w:rPr>
+                <w:rFonts w:ascii="Arial" w:hAnsi="Arial" w:cs="Arial"/>
                 <w:sz w:val="20"/>
                 <w:szCs w:val="20"/>
               </w:rPr>
               <w:t>&gt;</w:t>
             </w:r>
-            <w:r>
-              <w:rPr>
-                <w:rFonts w:ascii="Arial" w:hAnsi="Arial" w:cs="Arial"/>
-                <w:b/>
-              </w:rPr>
-              <w:t xml:space="preserve"> </w:t>
-            </w:r>
-          </w:p>
-        </w:tc>
-        <w:tc>
-          <w:tcPr>
-            <w:tcW w:w="3647" w:type="dxa"/>
-            <w:gridSpan w:val="5"/>
-          </w:tcPr>
-          <w:p>
-            <w:pPr>
-              <w:rPr>
-                <w:rFonts w:ascii="Arial" w:hAnsi="Arial" w:cs="Arial"/>
-                <w:sz w:val="20"/>
-                <w:szCs w:val="20"/>
-              </w:rPr>
-            </w:pPr>
-            <w:r>
-              <w:rPr>
-                <w:rFonts w:ascii="Arial" w:hAnsi="Arial" w:cs="Arial"/>
-                <w:sz w:val="20"/>
-                <w:szCs w:val="20"/>
-              </w:rPr>
-              <w:t>Dispatch Doc No</w:t>
-            </w:r>
-          </w:p>
-          <w:p>
-            <w:pPr>
-              <w:rPr>
-                <w:rFonts w:ascii="Arial" w:hAnsi="Arial" w:cs="Arial"/>
-                <w:b/>
-                <w:sz w:val="20"/>
-                <w:szCs w:val="20"/>
-              </w:rPr>
-            </w:pPr>
-            <w:r>
-              <w:rPr>
-                <w:rFonts w:ascii="Arial" w:hAnsi="Arial" w:cs="Arial"/>
-                <w:b/>
+          </w:p>
+        </w:tc>
+        <w:tc>
+          <w:tcPr>
+            <w:tcW w:w="3364" w:type="dxa"/>
+            <w:gridSpan w:val="4"/>
+            <w:tcBorders>
+              <w:bottom w:val="single" w:sz="4" w:space="0" w:color="auto"/>
+            </w:tcBorders>
+          </w:tcPr>
+          <w:p>
+            <w:pPr>
+              <w:rPr>
+                <w:rFonts w:ascii="Arial" w:hAnsi="Arial" w:cs="Arial"/>
+                <w:sz w:val="20"/>
+                <w:szCs w:val="20"/>
+              </w:rPr>
+            </w:pPr>
+            <w:r>
+              <w:rPr>
+                <w:rFonts w:ascii="Arial" w:hAnsi="Arial" w:cs="Arial"/>
+                <w:sz w:val="20"/>
+                <w:szCs w:val="20"/>
+              </w:rPr>
+              <w:t>Terms of Delivery</w:t>
+            </w:r>
+          </w:p>
+          <w:p>
+            <w:pPr>
+              <w:rPr>
+                <w:rFonts w:ascii="Arial" w:hAnsi="Arial" w:cs="Arial"/>
+                <w:b/>
+                <w:sz w:val="20"/>
+                <w:szCs w:val="20"/>
+              </w:rPr>
+            </w:pPr>
+            <w:r>
+              <w:rPr>
+                <w:rFonts w:ascii="Arial" w:hAnsi="Arial" w:cs="Arial"/>
                 <w:sz w:val="20"/>
                 <w:szCs w:val="20"/>
               </w:rPr>
               <w:t>&lt;</w:t>
             </w:r>
-            <w:r>
-              <w:rPr>
-                <w:rFonts w:ascii="Arial" w:hAnsi="Arial" w:cs="Arial"/>
-                <w:b/>
-                <w:sz w:val="20"/>
-                <w:szCs w:val="20"/>
-              </w:rPr>
-              <w:t>D</w:t>
-            </w:r>
-            <w:r>
-              <w:rPr>
-                <w:rFonts w:ascii="Arial" w:hAnsi="Arial" w:cs="Arial"/>
-                <w:b/>
-                <w:sz w:val="20"/>
-                <w:szCs w:val="20"/>
-              </w:rPr>
-              <w:t>ispatchDocNo&gt;</w:t>
-            </w:r>
-          </w:p>
-        </w:tc>
-        <w:tc>
-          <w:tcPr>
-            <w:tcW w:w="3081" w:type="dxa"/>
-          </w:tcPr>
-          <w:p>
-            <w:pPr>
-              <w:rPr>
-                <w:rFonts w:ascii="Arial" w:hAnsi="Arial" w:cs="Arial"/>
-                <w:sz w:val="20"/>
-                <w:szCs w:val="20"/>
-              </w:rPr>
-            </w:pPr>
-            <w:r>
-              <w:rPr>
-                <w:rFonts w:ascii="Arial" w:hAnsi="Arial" w:cs="Arial"/>
-                <w:sz w:val="20"/>
-                <w:szCs w:val="20"/>
-              </w:rPr>
-              <w:t>Delivery Note Date</w:t>
-            </w:r>
-          </w:p>
-          <w:p>
-            <w:pPr>
-              <w:rPr>
-                <w:rFonts w:ascii="Arial" w:hAnsi="Arial" w:cs="Arial"/>
-                <w:sz w:val="20"/>
-                <w:szCs w:val="20"/>
-              </w:rPr>
-            </w:pPr>
-            <w:r>
-              <w:rPr>
-                <w:rFonts w:ascii="Arial" w:hAnsi="Arial" w:cs="Arial"/>
+            <w:proofErr w:type="spellStart"/>
+            <w:r>
+              <w:rPr>
+                <w:rFonts w:ascii="Arial" w:hAnsi="Arial" w:cs="Arial"/>
+                <w:sz w:val="20"/>
+                <w:szCs w:val="20"/>
+              </w:rPr>
+              <w:t>TermsOfDelivery</w:t>
+            </w:r>
+            <w:proofErr w:type="spellEnd"/>
+            <w:r>
+              <w:rPr>
+                <w:rFonts w:ascii="Arial" w:hAnsi="Arial" w:cs="Arial"/>
+                <w:sz w:val="20"/>
+                <w:szCs w:val="20"/>
+              </w:rPr>
+              <w:t>&gt;</w:t>
+            </w:r>
+          </w:p>
+        </w:tc>
+        <w:tc>
+          <w:tcPr>
+            <w:tcW w:w="3364" w:type="dxa"/>
+            <w:gridSpan w:val="2"/>
+            <w:tcBorders>
+              <w:bottom w:val="single" w:sz="4" w:space="0" w:color="auto"/>
+            </w:tcBorders>
+          </w:tcPr>
+          <w:p>
+            <w:pPr>
+              <w:rPr>
+                <w:rFonts w:ascii="Arial" w:hAnsi="Arial" w:cs="Arial"/>
+                <w:sz w:val="20"/>
+                <w:szCs w:val="20"/>
+              </w:rPr>
+            </w:pPr>
+            <w:r>
+              <w:rPr>
+                <w:rFonts w:ascii="Arial" w:hAnsi="Arial" w:cs="Arial"/>
+                <w:sz w:val="20"/>
+                <w:szCs w:val="20"/>
+              </w:rPr>
+              <w:t>Motor Vehicle No</w:t>
+            </w:r>
+          </w:p>
+          <w:p>
+            <w:pPr>
+              <w:rPr>
+                <w:rFonts w:ascii="Arial" w:hAnsi="Arial" w:cs="Arial"/>
+                <w:b/>
+                <w:sz w:val="20"/>
+                <w:szCs w:val="20"/>
+              </w:rPr>
+            </w:pPr>
+            <w:r>
+              <w:rPr>
+                <w:rFonts w:ascii="Arial" w:hAnsi="Arial" w:cs="Arial"/>
+                <w:b/>
                 <w:sz w:val="20"/>
                 <w:szCs w:val="20"/>
               </w:rPr>
               <w:t>&lt;</w:t>
             </w:r>
-            <w:r>
-              <w:rPr>
-                <w:rFonts w:ascii="Arial" w:hAnsi="Arial" w:cs="Arial"/>
-                <w:sz w:val="20"/>
-                <w:szCs w:val="20"/>
-              </w:rPr>
-              <w:t>D</w:t>
-            </w:r>
-            <w:r>
-              <w:rPr>
-                <w:rFonts w:ascii="Arial" w:hAnsi="Arial" w:cs="Arial"/>
-                <w:sz w:val="20"/>
-                <w:szCs w:val="20"/>
-              </w:rPr>
-              <w:t>eliveryNoteDate&gt;</w:t>
+            <w:proofErr w:type="spellStart"/>
+            <w:r>
+              <w:rPr>
+                <w:rFonts w:ascii="Arial" w:hAnsi="Arial" w:cs="Arial"/>
+                <w:b/>
+                <w:sz w:val="20"/>
+                <w:szCs w:val="20"/>
+              </w:rPr>
+              <w:t>MotorVehicleNo</w:t>
+            </w:r>
+            <w:proofErr w:type="spellEnd"/>
+            <w:r>
+              <w:rPr>
+                <w:rFonts w:ascii="Arial" w:hAnsi="Arial" w:cs="Arial"/>
+                <w:b/>
+                <w:sz w:val="20"/>
+                <w:szCs w:val="20"/>
+              </w:rPr>
+              <w:t>&gt;</w:t>
             </w:r>
           </w:p>
         </w:tc>
       </w:tr>
       <w:tr>
         <w:trPr>
-          <w:trHeight w:val="569"/>
+          <w:trHeight w:val="565"/>
           <w:jc w:val="center"/>
         </w:trPr>
         <w:tc>
@@ -945,24 +1281,53 @@
         </w:tc>
         <w:tc>
           <w:tcPr>
-            <w:tcW w:w="3647" w:type="dxa"/>
-            <w:gridSpan w:val="5"/>
-          </w:tcPr>
-          <w:p>
-            <w:pPr>
-              <w:rPr>
-                <w:rFonts w:ascii="Arial" w:hAnsi="Arial" w:cs="Arial"/>
-                <w:sz w:val="20"/>
-                <w:szCs w:val="20"/>
-              </w:rPr>
-            </w:pPr>
-            <w:r>
-              <w:rPr>
-                <w:rFonts w:ascii="Arial" w:hAnsi="Arial" w:cs="Arial"/>
-                <w:sz w:val="20"/>
-                <w:szCs w:val="20"/>
-              </w:rPr>
-              <w:t>Dispatched through</w:t>
+            <w:tcW w:w="3364" w:type="dxa"/>
+            <w:gridSpan w:val="4"/>
+            <w:tcBorders>
+              <w:bottom w:val="single" w:sz="4" w:space="0" w:color="auto"/>
+            </w:tcBorders>
+          </w:tcPr>
+          <w:p>
+            <w:pPr>
+              <w:rPr>
+                <w:rFonts w:ascii="Arial" w:hAnsi="Arial" w:cs="Arial"/>
+                <w:sz w:val="20"/>
+                <w:szCs w:val="20"/>
+              </w:rPr>
+            </w:pPr>
+            <w:r>
+              <w:rPr>
+                <w:rFonts w:ascii="Arial" w:hAnsi="Arial" w:cs="Arial"/>
+                <w:sz w:val="20"/>
+                <w:szCs w:val="20"/>
+              </w:rPr>
+              <w:t>C</w:t>
+            </w:r>
+            <w:r>
+              <w:rPr>
+                <w:rFonts w:ascii="Arial" w:hAnsi="Arial" w:cs="Arial"/>
+                <w:sz w:val="20"/>
+                <w:szCs w:val="20"/>
+              </w:rPr>
+              <w:t>ustomer</w:t>
+            </w:r>
+            <w:r>
+              <w:rPr>
+                <w:rFonts w:ascii="Arial" w:hAnsi="Arial" w:cs="Arial"/>
+                <w:b/>
+                <w:bCs/>
+                <w:sz w:val="20"/>
+                <w:szCs w:val="20"/>
+              </w:rPr>
+              <w:t xml:space="preserve"> </w:t>
+            </w:r>
+            <w:r>
+              <w:rPr>
+                <w:rFonts w:ascii="Arial" w:hAnsi="Arial" w:cs="Arial"/>
+                <w:sz w:val="20"/>
+                <w:szCs w:val="20"/>
+              </w:rPr>
+              <w:t>GSTIN</w:t>
             </w:r>
           </w:p>
           <w:p>
@@ -981,14 +1346,16 @@
               </w:rPr>
               <w:t>&lt;</w:t>
             </w:r>
-            <w:r>
-              <w:rPr>
-                <w:rFonts w:ascii="Arial" w:hAnsi="Arial" w:cs="Arial"/>
-                <w:sz w:val="20"/>
-                <w:szCs w:val="20"/>
-              </w:rPr>
-              <w:t>DispatchedThrough</w:t>
-            </w:r>
+            <w:proofErr w:type="spellStart"/>
+            <w:r>
+              <w:rPr>
+                <w:rFonts w:ascii="Arial" w:hAnsi="Arial" w:cs="Arial"/>
+                <w:b/>
+                <w:bCs/>
+              </w:rPr>
+              <w:t>CompanyGstNo</w:t>
+            </w:r>
+            <w:proofErr w:type="spellEnd"/>
             <w:r>
               <w:rPr>
                 <w:rFonts w:ascii="Arial" w:hAnsi="Arial" w:cs="Arial"/>
@@ -1001,363 +1368,21 @@
         </w:tc>
         <w:tc>
           <w:tcPr>
-            <w:tcW w:w="3081" w:type="dxa"/>
-          </w:tcPr>
-          <w:p>
-            <w:pPr>
-              <w:rPr>
-                <w:rFonts w:ascii="Arial" w:hAnsi="Arial" w:cs="Arial"/>
-                <w:sz w:val="20"/>
-                <w:szCs w:val="20"/>
-              </w:rPr>
-            </w:pPr>
-            <w:r>
-              <w:rPr>
-                <w:rFonts w:ascii="Arial" w:hAnsi="Arial" w:cs="Arial"/>
-                <w:sz w:val="20"/>
-                <w:szCs w:val="20"/>
-              </w:rPr>
-              <w:t>Destination</w:t>
-            </w:r>
-          </w:p>
-          <w:p>
-            <w:pPr>
-              <w:rPr>
-                <w:rFonts w:ascii="Arial" w:hAnsi="Arial" w:cs="Arial"/>
-                <w:b/>
-                <w:sz w:val="20"/>
-                <w:szCs w:val="20"/>
-              </w:rPr>
-            </w:pPr>
-            <w:r>
-              <w:rPr>
-                <w:rFonts w:ascii="Arial" w:hAnsi="Arial" w:cs="Arial"/>
-                <w:b/>
-                <w:sz w:val="20"/>
-                <w:szCs w:val="20"/>
-              </w:rPr>
-              <w:t>&lt;</w:t>
-            </w:r>
-            <w:r>
-              <w:rPr>
-                <w:rFonts w:ascii="Arial" w:hAnsi="Arial" w:cs="Arial"/>
-                <w:b/>
-                <w:sz w:val="20"/>
-                <w:szCs w:val="20"/>
-              </w:rPr>
-              <w:t>D</w:t>
-            </w:r>
-            <w:r>
-              <w:rPr>
-                <w:rFonts w:ascii="Arial" w:hAnsi="Arial" w:cs="Arial"/>
-                <w:b/>
-                <w:sz w:val="20"/>
-                <w:szCs w:val="20"/>
-              </w:rPr>
-              <w:t>estination&gt;</w:t>
-            </w:r>
-          </w:p>
-        </w:tc>
-      </w:tr>
-      <w:tr>
-        <w:trPr>
-          <w:trHeight w:val="563"/>
-          <w:jc w:val="center"/>
-        </w:trPr>
-        <w:tc>
-          <w:tcPr>
-            <w:tcW w:w="3578" w:type="dxa"/>
+            <w:tcW w:w="3364" w:type="dxa"/>
             <w:gridSpan w:val="2"/>
-            <w:vMerge/>
-          </w:tcPr>
-          <w:p>
-            <w:pPr>
-              <w:rPr>
-                <w:rFonts w:ascii="Arial" w:hAnsi="Arial" w:cs="Arial"/>
-              </w:rPr>
-            </w:pPr>
-          </w:p>
-        </w:tc>
-        <w:tc>
-          <w:tcPr>
-            <w:tcW w:w="3647" w:type="dxa"/>
-            <w:gridSpan w:val="5"/>
-          </w:tcPr>
-          <w:p>
-            <w:pPr>
-              <w:rPr>
-                <w:rFonts w:ascii="Arial" w:hAnsi="Arial" w:cs="Arial"/>
-                <w:sz w:val="20"/>
-                <w:szCs w:val="20"/>
-              </w:rPr>
-            </w:pPr>
-            <w:r>
-              <w:rPr>
-                <w:rFonts w:ascii="Arial" w:hAnsi="Arial" w:cs="Arial"/>
-                <w:sz w:val="20"/>
-                <w:szCs w:val="20"/>
-              </w:rPr>
-              <w:t>Bill Of Lading/LR-RR No</w:t>
-            </w:r>
-          </w:p>
-          <w:p>
-            <w:pPr>
-              <w:rPr>
-                <w:rFonts w:ascii="Arial" w:hAnsi="Arial" w:cs="Arial"/>
-                <w:sz w:val="20"/>
-                <w:szCs w:val="20"/>
-              </w:rPr>
-            </w:pPr>
-            <w:r>
-              <w:rPr>
-                <w:rFonts w:ascii="Arial" w:hAnsi="Arial" w:cs="Arial"/>
-                <w:sz w:val="20"/>
-                <w:szCs w:val="20"/>
-              </w:rPr>
-              <w:t>&lt;</w:t>
-            </w:r>
-            <w:r>
-              <w:rPr>
-                <w:rFonts w:ascii="Arial" w:hAnsi="Arial" w:cs="Arial"/>
-                <w:sz w:val="20"/>
-                <w:szCs w:val="20"/>
-              </w:rPr>
-              <w:t>BillOfLading_LRRRNo</w:t>
-            </w:r>
-            <w:r>
-              <w:rPr>
-                <w:rFonts w:ascii="Arial" w:hAnsi="Arial" w:cs="Arial"/>
-                <w:sz w:val="20"/>
-                <w:szCs w:val="20"/>
-              </w:rPr>
-              <w:t>&gt;</w:t>
-            </w:r>
-          </w:p>
-        </w:tc>
-        <w:tc>
-          <w:tcPr>
-            <w:tcW w:w="3081" w:type="dxa"/>
-          </w:tcPr>
-          <w:p>
-            <w:pPr>
-              <w:rPr>
-                <w:rFonts w:ascii="Arial" w:hAnsi="Arial" w:cs="Arial"/>
-                <w:sz w:val="20"/>
-                <w:szCs w:val="20"/>
-              </w:rPr>
-            </w:pPr>
-            <w:r>
-              <w:rPr>
-                <w:rFonts w:ascii="Arial" w:hAnsi="Arial" w:cs="Arial"/>
-                <w:sz w:val="20"/>
-                <w:szCs w:val="20"/>
-              </w:rPr>
-              <w:t>Motor Vehicle No</w:t>
-            </w:r>
-          </w:p>
-          <w:p>
-            <w:pPr>
-              <w:rPr>
-                <w:rFonts w:ascii="Arial" w:hAnsi="Arial" w:cs="Arial"/>
-                <w:b/>
-                <w:sz w:val="20"/>
-                <w:szCs w:val="20"/>
-              </w:rPr>
-            </w:pPr>
-            <w:r>
-              <w:rPr>
-                <w:rFonts w:ascii="Arial" w:hAnsi="Arial" w:cs="Arial"/>
-                <w:b/>
-                <w:sz w:val="20"/>
-                <w:szCs w:val="20"/>
-              </w:rPr>
-              <w:t>&lt;</w:t>
-            </w:r>
-            <w:r>
-              <w:rPr>
-                <w:rFonts w:ascii="Arial" w:hAnsi="Arial" w:cs="Arial"/>
-                <w:b/>
-                <w:sz w:val="20"/>
-                <w:szCs w:val="20"/>
-              </w:rPr>
-              <w:t>M</w:t>
-            </w:r>
-            <w:r>
-              <w:rPr>
-                <w:rFonts w:ascii="Arial" w:hAnsi="Arial" w:cs="Arial"/>
-                <w:b/>
-                <w:sz w:val="20"/>
-                <w:szCs w:val="20"/>
-              </w:rPr>
-              <w:t>otorVehicleNo&gt;</w:t>
-            </w:r>
-          </w:p>
-        </w:tc>
-      </w:tr>
-      <w:tr>
-        <w:trPr>
-          <w:trHeight w:val="550"/>
-          <w:jc w:val="center"/>
-        </w:trPr>
-        <w:tc>
-          <w:tcPr>
-            <w:tcW w:w="3578" w:type="dxa"/>
-            <w:gridSpan w:val="2"/>
-          </w:tcPr>
-          <w:p>
-            <w:pPr>
-              <w:rPr>
-                <w:rFonts w:ascii="Arial" w:hAnsi="Arial" w:cs="Arial"/>
-                <w:sz w:val="20"/>
-                <w:szCs w:val="20"/>
-              </w:rPr>
-            </w:pPr>
-            <w:r>
-              <w:rPr>
-                <w:rFonts w:ascii="Arial" w:hAnsi="Arial" w:cs="Arial"/>
-                <w:sz w:val="20"/>
-                <w:szCs w:val="20"/>
-              </w:rPr>
-              <w:t>Buyer (Bill to)</w:t>
-            </w:r>
-          </w:p>
-          <w:p>
-            <w:pPr>
-              <w:rPr>
-                <w:rFonts w:ascii="Arial" w:hAnsi="Arial" w:cs="Arial"/>
-                <w:sz w:val="20"/>
-                <w:szCs w:val="20"/>
-              </w:rPr>
-            </w:pPr>
-            <w:r>
-              <w:rPr>
-                <w:rFonts w:ascii="Arial" w:hAnsi="Arial" w:cs="Arial"/>
-                <w:sz w:val="20"/>
-                <w:szCs w:val="20"/>
-              </w:rPr>
-              <w:t xml:space="preserve">&lt;ConsigneeDetails&gt; </w:t>
-            </w:r>
-          </w:p>
-        </w:tc>
-        <w:tc>
-          <w:tcPr>
-            <w:tcW w:w="3647" w:type="dxa"/>
-            <w:gridSpan w:val="5"/>
-          </w:tcPr>
-          <w:p>
-            <w:pPr>
-              <w:rPr>
-                <w:rFonts w:ascii="Arial" w:hAnsi="Arial" w:cs="Arial"/>
-                <w:sz w:val="20"/>
-                <w:szCs w:val="20"/>
-              </w:rPr>
-            </w:pPr>
-            <w:r>
-              <w:rPr>
-                <w:rFonts w:ascii="Arial" w:hAnsi="Arial" w:cs="Arial"/>
-                <w:sz w:val="20"/>
-                <w:szCs w:val="20"/>
-              </w:rPr>
-              <w:t>Terms of Delivery</w:t>
-            </w:r>
-          </w:p>
-          <w:p>
-            <w:pPr>
-              <w:rPr>
-                <w:rFonts w:ascii="Arial" w:hAnsi="Arial" w:cs="Arial"/>
-                <w:sz w:val="20"/>
-                <w:szCs w:val="20"/>
-              </w:rPr>
-            </w:pPr>
-            <w:r>
-              <w:rPr>
-                <w:rFonts w:ascii="Arial" w:hAnsi="Arial" w:cs="Arial"/>
-                <w:sz w:val="20"/>
-                <w:szCs w:val="20"/>
-              </w:rPr>
-              <w:t>&lt;TermsOfDelivery&gt;</w:t>
-            </w:r>
-          </w:p>
-        </w:tc>
-        <w:tc>
-          <w:tcPr>
-            <w:tcW w:w="3081" w:type="dxa"/>
-          </w:tcPr>
-          <w:p>
-            <w:pPr>
-              <w:rPr>
-                <w:rFonts w:ascii="Arial" w:hAnsi="Arial" w:cs="Arial"/>
-                <w:sz w:val="20"/>
-                <w:szCs w:val="20"/>
-              </w:rPr>
-            </w:pPr>
-            <w:r>
-              <w:rPr>
-                <w:rFonts w:ascii="Arial" w:hAnsi="Arial" w:cs="Arial"/>
-                <w:sz w:val="20"/>
-                <w:szCs w:val="20"/>
-              </w:rPr>
-              <w:t>C</w:t>
-            </w:r>
-            <w:r>
-              <w:rPr>
-                <w:rFonts w:ascii="Arial" w:hAnsi="Arial" w:cs="Arial"/>
-                <w:sz w:val="20"/>
-                <w:szCs w:val="20"/>
-              </w:rPr>
-              <w:t>ustomer</w:t>
-            </w:r>
-            <w:r>
-              <w:rPr>
-                <w:rFonts w:ascii="Arial" w:hAnsi="Arial" w:cs="Arial"/>
-                <w:b/>
-                <w:bCs/>
-                <w:sz w:val="20"/>
-                <w:szCs w:val="20"/>
-              </w:rPr>
-              <w:t xml:space="preserve"> </w:t>
-            </w:r>
-            <w:r>
-              <w:rPr>
-                <w:rFonts w:ascii="Arial" w:hAnsi="Arial" w:cs="Arial"/>
-                <w:sz w:val="20"/>
-                <w:szCs w:val="20"/>
-              </w:rPr>
-              <w:t>GSTIN</w:t>
-            </w:r>
-          </w:p>
-          <w:p>
-            <w:pPr>
-              <w:rPr>
-                <w:rFonts w:ascii="Arial" w:hAnsi="Arial" w:cs="Arial"/>
-                <w:b/>
-                <w:bCs/>
-              </w:rPr>
-            </w:pPr>
-            <w:r>
-              <w:rPr>
-                <w:rFonts w:ascii="Arial" w:hAnsi="Arial" w:cs="Arial"/>
-                <w:sz w:val="20"/>
-                <w:szCs w:val="20"/>
-              </w:rPr>
-              <w:t>&lt;</w:t>
-            </w:r>
-            <w:r>
-              <w:rPr>
-                <w:rFonts w:ascii="Arial" w:hAnsi="Arial" w:cs="Arial"/>
-                <w:b/>
-                <w:bCs/>
-              </w:rPr>
-              <w:t>CompanyGstNo</w:t>
-            </w:r>
-            <w:r>
-              <w:rPr>
-                <w:rFonts w:ascii="Arial" w:hAnsi="Arial" w:cs="Arial"/>
-                <w:sz w:val="20"/>
-                <w:szCs w:val="20"/>
-              </w:rPr>
-              <w:t>&gt;</w:t>
-            </w:r>
+            <w:tcBorders>
+              <w:bottom w:val="single" w:sz="4" w:space="0" w:color="auto"/>
+            </w:tcBorders>
+          </w:tcPr>
+          <w:p>
+            <w:pPr>
+              <w:rPr>
+                <w:rFonts w:ascii="Arial" w:hAnsi="Arial" w:cs="Arial"/>
+                <w:b/>
+                <w:sz w:val="20"/>
+                <w:szCs w:val="20"/>
+              </w:rPr>
+            </w:pPr>
           </w:p>
         </w:tc>
       </w:tr>
@@ -1387,25 +1412,7 @@
                 <w:sz w:val="20"/>
                 <w:szCs w:val="20"/>
               </w:rPr>
-              <w:t xml:space="preserve">Goods </w:t>
-            </w:r>
-            <w:r>
-              <w:rPr>
-                <w:rFonts w:ascii="Arial" w:hAnsi="Arial" w:cs="Arial"/>
-                <w:b/>
-                <w:sz w:val="20"/>
-                <w:szCs w:val="20"/>
-              </w:rPr>
-              <w:t>Info</w:t>
-            </w:r>
-            <w:r>
-              <w:rPr>
-                <w:rFonts w:ascii="Arial" w:hAnsi="Arial" w:cs="Arial"/>
-                <w:b/>
-                <w:sz w:val="20"/>
-                <w:szCs w:val="20"/>
-              </w:rPr>
-              <w:t>rmation</w:t>
+              <w:t>Goods Information</w:t>
             </w:r>
           </w:p>
           <w:p>
@@ -1433,23 +1440,7 @@
                 <w:sz w:val="20"/>
                 <w:szCs w:val="20"/>
               </w:rPr>
-              <w:t>&lt;</w:t>
-            </w:r>
-            <w:r>
-              <w:rPr>
-                <w:rFonts w:ascii="Arial" w:hAnsi="Arial" w:cs="Arial"/>
-                <w:sz w:val="20"/>
-                <w:szCs w:val="20"/>
-              </w:rPr>
-              <w:t>T</w:t>
-            </w:r>
-            <w:r>
-              <w:rPr>
-                <w:rFonts w:ascii="Arial" w:hAnsi="Arial" w:cs="Arial"/>
-                <w:sz w:val="20"/>
-                <w:szCs w:val="20"/>
-              </w:rPr>
-              <w:t>able&gt;</w:t>
+              <w:t>&lt;Table&gt;</w:t>
             </w:r>
           </w:p>
           <w:p>
@@ -1489,39 +1480,7 @@
                 <w:sz w:val="20"/>
                 <w:szCs w:val="20"/>
               </w:rPr>
-              <w:t xml:space="preserve">Amount </w:t>
-            </w:r>
-            <w:r>
-              <w:rPr>
-                <w:rFonts w:ascii="Arial" w:hAnsi="Arial" w:cs="Arial"/>
-                <w:sz w:val="20"/>
-                <w:szCs w:val="20"/>
-              </w:rPr>
-              <w:t>Chargeable (</w:t>
-            </w:r>
-            <w:r>
-              <w:rPr>
-                <w:rFonts w:ascii="Arial" w:hAnsi="Arial" w:cs="Arial"/>
-                <w:sz w:val="20"/>
-                <w:szCs w:val="20"/>
-              </w:rPr>
-              <w:t xml:space="preserve">in </w:t>
-            </w:r>
-            <w:r>
-              <w:rPr>
-                <w:rFonts w:ascii="Arial" w:hAnsi="Arial" w:cs="Arial"/>
-                <w:sz w:val="20"/>
-                <w:szCs w:val="20"/>
-              </w:rPr>
-              <w:t xml:space="preserve">words): </w:t>
-            </w:r>
-            <w:r>
-              <w:rPr>
-                <w:rFonts w:ascii="Arial" w:hAnsi="Arial" w:cs="Arial"/>
-                <w:sz w:val="20"/>
-                <w:szCs w:val="20"/>
-              </w:rPr>
-              <w:t xml:space="preserve"> </w:t>
+              <w:t xml:space="preserve">Amount Chargeable (in words):  </w:t>
             </w:r>
             <w:r>
               <w:rPr>
@@ -1532,6 +1491,7 @@
               </w:rPr>
               <w:t>&lt;</w:t>
             </w:r>
+            <w:proofErr w:type="spellStart"/>
             <w:r>
               <w:rPr>
                 <w:rFonts w:ascii="Arial" w:hAnsi="Arial" w:cs="Arial"/>
@@ -1541,6 +1501,7 @@
               </w:rPr>
               <w:t>TotalTaxAmountInWords</w:t>
             </w:r>
+            <w:proofErr w:type="spellEnd"/>
             <w:r>
               <w:rPr>
                 <w:rFonts w:ascii="Arial" w:hAnsi="Arial" w:cs="Arial"/>
@@ -1556,23 +1517,7 @@
                 <w:sz w:val="20"/>
                 <w:szCs w:val="20"/>
               </w:rPr>
-              <w:t xml:space="preserve"> </w:t>
-            </w:r>
-            <w:r>
-              <w:rPr>
-                <w:rFonts w:ascii="Arial" w:hAnsi="Arial" w:cs="Arial"/>
-                <w:sz w:val="20"/>
-                <w:szCs w:val="20"/>
-              </w:rPr>
-              <w:t xml:space="preserve">       </w:t>
-            </w:r>
-            <w:r>
-              <w:rPr>
-                <w:rFonts w:ascii="Arial" w:hAnsi="Arial" w:cs="Arial"/>
-                <w:sz w:val="20"/>
-                <w:szCs w:val="20"/>
-              </w:rPr>
-              <w:t xml:space="preserve">                                                                                                      </w:t>
+              <w:t xml:space="preserve">                                                                                                              </w:t>
             </w:r>
           </w:p>
         </w:tc>
@@ -1628,7 +1573,7 @@
         <w:tc>
           <w:tcPr>
             <w:tcW w:w="2023" w:type="dxa"/>
-            <w:gridSpan w:val="2"/>
+            <w:gridSpan w:val="3"/>
           </w:tcPr>
           <w:p>
             <w:pPr>
@@ -1653,7 +1598,6 @@
         <w:tc>
           <w:tcPr>
             <w:tcW w:w="3157" w:type="dxa"/>
-            <w:gridSpan w:val="2"/>
             <w:vMerge w:val="restart"/>
             <w:vAlign w:val="center"/>
           </w:tcPr>
@@ -1758,6 +1702,7 @@
         <w:tc>
           <w:tcPr>
             <w:tcW w:w="1156" w:type="dxa"/>
+            <w:gridSpan w:val="2"/>
           </w:tcPr>
           <w:p>
             <w:pPr>
@@ -1781,7 +1726,6 @@
         <w:tc>
           <w:tcPr>
             <w:tcW w:w="3157" w:type="dxa"/>
-            <w:gridSpan w:val="2"/>
             <w:vMerge/>
           </w:tcPr>
           <w:p>
@@ -1842,7 +1786,7 @@
         <w:tc>
           <w:tcPr>
             <w:tcW w:w="2023" w:type="dxa"/>
-            <w:gridSpan w:val="2"/>
+            <w:gridSpan w:val="3"/>
           </w:tcPr>
           <w:p>
             <w:pPr>
@@ -1867,7 +1811,6 @@
         <w:tc>
           <w:tcPr>
             <w:tcW w:w="3157" w:type="dxa"/>
-            <w:gridSpan w:val="2"/>
           </w:tcPr>
           <w:p>
             <w:pPr>
@@ -1902,7 +1845,23 @@
                 <w:rFonts w:ascii="Arial" w:hAnsi="Arial" w:cs="Arial"/>
                 <w:b/>
               </w:rPr>
-              <w:t>&lt;TaxableValue&gt;</w:t>
+              <w:t>&lt;</w:t>
+            </w:r>
+            <w:proofErr w:type="spellStart"/>
+            <w:r>
+              <w:rPr>
+                <w:rFonts w:ascii="Arial" w:hAnsi="Arial" w:cs="Arial"/>
+                <w:b/>
+              </w:rPr>
+              <w:t>TaxableValue</w:t>
+            </w:r>
+            <w:proofErr w:type="spellEnd"/>
+            <w:r>
+              <w:rPr>
+                <w:rFonts w:ascii="Arial" w:hAnsi="Arial" w:cs="Arial"/>
+                <w:b/>
+              </w:rPr>
+              <w:t>&gt;</w:t>
             </w:r>
           </w:p>
         </w:tc>
@@ -1925,14 +1884,30 @@
                 <w:rFonts w:ascii="Arial" w:hAnsi="Arial" w:cs="Arial"/>
                 <w:b/>
               </w:rPr>
-              <w:t>&lt;CGSTAmount&gt;</w:t>
+              <w:t>&lt;</w:t>
+            </w:r>
+            <w:proofErr w:type="spellStart"/>
+            <w:r>
+              <w:rPr>
+                <w:rFonts w:ascii="Arial" w:hAnsi="Arial" w:cs="Arial"/>
+                <w:b/>
+              </w:rPr>
+              <w:t>CGSTAmount</w:t>
+            </w:r>
+            <w:proofErr w:type="spellEnd"/>
+            <w:r>
+              <w:rPr>
+                <w:rFonts w:ascii="Arial" w:hAnsi="Arial" w:cs="Arial"/>
+                <w:b/>
+              </w:rPr>
+              <w:t>&gt;</w:t>
             </w:r>
           </w:p>
         </w:tc>
         <w:tc>
           <w:tcPr>
             <w:tcW w:w="2023" w:type="dxa"/>
-            <w:gridSpan w:val="2"/>
+            <w:gridSpan w:val="3"/>
           </w:tcPr>
           <w:p>
             <w:pPr>
@@ -1952,14 +1927,33 @@
                 <w:sz w:val="20"/>
                 <w:szCs w:val="20"/>
               </w:rPr>
-              <w:t>&lt;SGSTAmount&gt;</w:t>
+              <w:t>&lt;</w:t>
+            </w:r>
+            <w:proofErr w:type="spellStart"/>
+            <w:r>
+              <w:rPr>
+                <w:rFonts w:ascii="Arial" w:hAnsi="Arial" w:cs="Arial"/>
+                <w:b/>
+                <w:sz w:val="20"/>
+                <w:szCs w:val="20"/>
+              </w:rPr>
+              <w:t>SGSTAmount</w:t>
+            </w:r>
+            <w:proofErr w:type="spellEnd"/>
+            <w:r>
+              <w:rPr>
+                <w:rFonts w:ascii="Arial" w:hAnsi="Arial" w:cs="Arial"/>
+                <w:b/>
+                <w:sz w:val="20"/>
+                <w:szCs w:val="20"/>
+              </w:rPr>
+              <w:t>&gt;</w:t>
             </w:r>
           </w:p>
         </w:tc>
         <w:tc>
           <w:tcPr>
             <w:tcW w:w="3157" w:type="dxa"/>
-            <w:gridSpan w:val="2"/>
           </w:tcPr>
           <w:p>
             <w:pPr>
@@ -1975,7 +1969,23 @@
                 <w:rFonts w:ascii="Arial" w:hAnsi="Arial" w:cs="Arial"/>
                 <w:b/>
               </w:rPr>
-              <w:t>&lt;TotalTaxAmount&gt;</w:t>
+              <w:t>&lt;</w:t>
+            </w:r>
+            <w:proofErr w:type="spellStart"/>
+            <w:r>
+              <w:rPr>
+                <w:rFonts w:ascii="Arial" w:hAnsi="Arial" w:cs="Arial"/>
+                <w:b/>
+              </w:rPr>
+              <w:t>TotalTaxAmount</w:t>
+            </w:r>
+            <w:proofErr w:type="spellEnd"/>
+            <w:r>
+              <w:rPr>
+                <w:rFonts w:ascii="Arial" w:hAnsi="Arial" w:cs="Arial"/>
+                <w:b/>
+              </w:rPr>
+              <w:t>&gt;</w:t>
             </w:r>
           </w:p>
         </w:tc>
@@ -2007,6 +2017,7 @@
               </w:rPr>
               <w:t>Tax Amount (in words): &lt;</w:t>
             </w:r>
+            <w:proofErr w:type="spellStart"/>
             <w:r>
               <w:rPr>
                 <w:rFonts w:ascii="Arial" w:hAnsi="Arial" w:cs="Arial"/>
@@ -2016,6 +2027,7 @@
               </w:rPr>
               <w:t>TaxAmountInWords</w:t>
             </w:r>
+            <w:proofErr w:type="spellEnd"/>
             <w:r>
               <w:rPr>
                 <w:rFonts w:ascii="Arial" w:hAnsi="Arial" w:cs="Arial"/>
@@ -2126,7 +2138,29 @@
                       <w:sz w:val="20"/>
                       <w:szCs w:val="20"/>
                     </w:rPr>
-                    <w:t>:&lt;AccountHolderName&gt;</w:t>
+                    <w:t>:&lt;</w:t>
+                  </w:r>
+                  <w:proofErr w:type="spellStart"/>
+                  <w:r>
+                    <w:rPr>
+                      <w:rFonts w:ascii="Arial" w:hAnsi="Arial" w:cs="Arial"/>
+                      <w:b/>
+                      <w:bCs/>
+                      <w:sz w:val="20"/>
+                      <w:szCs w:val="20"/>
+                    </w:rPr>
+                    <w:t>AccountHolderName</w:t>
+                  </w:r>
+                  <w:proofErr w:type="spellEnd"/>
+                  <w:r>
+                    <w:rPr>
+                      <w:rFonts w:ascii="Arial" w:hAnsi="Arial" w:cs="Arial"/>
+                      <w:b/>
+                      <w:bCs/>
+                      <w:sz w:val="20"/>
+                      <w:szCs w:val="20"/>
+                    </w:rPr>
+                    <w:t>&gt;</w:t>
                   </w:r>
                 </w:p>
               </w:tc>
@@ -2149,7 +2183,16 @@
                       <w:sz w:val="20"/>
                       <w:szCs w:val="20"/>
                     </w:rPr>
-                    <w:t xml:space="preserve">Bank Name  </w:t>
+                    <w:t xml:space="preserve">Bank </w:t>
+                  </w:r>
+                  <w:proofErr w:type="gramStart"/>
+                  <w:r>
+                    <w:rPr>
+                      <w:rFonts w:ascii="Arial" w:hAnsi="Arial" w:cs="Arial"/>
+                      <w:sz w:val="20"/>
+                      <w:szCs w:val="20"/>
+                    </w:rPr>
+                    <w:t xml:space="preserve">Name  </w:t>
                   </w:r>
                   <w:r>
                     <w:rPr>
@@ -2159,7 +2202,30 @@
                       <w:sz w:val="20"/>
                       <w:szCs w:val="20"/>
                     </w:rPr>
-                    <w:t>:&lt;BankName&gt;</w:t>
+                    <w:t>:&lt;</w:t>
+                  </w:r>
+                  <w:proofErr w:type="spellStart"/>
+                  <w:proofErr w:type="gramEnd"/>
+                  <w:r>
+                    <w:rPr>
+                      <w:rFonts w:ascii="Arial" w:hAnsi="Arial" w:cs="Arial"/>
+                      <w:b/>
+                      <w:bCs/>
+                      <w:sz w:val="20"/>
+                      <w:szCs w:val="20"/>
+                    </w:rPr>
+                    <w:t>BankName</w:t>
+                  </w:r>
+                  <w:proofErr w:type="spellEnd"/>
+                  <w:r>
+                    <w:rPr>
+                      <w:rFonts w:ascii="Arial" w:hAnsi="Arial" w:cs="Arial"/>
+                      <w:b/>
+                      <w:bCs/>
+                      <w:sz w:val="20"/>
+                      <w:szCs w:val="20"/>
+                    </w:rPr>
+                    <w:t>&gt;</w:t>
                   </w:r>
                 </w:p>
               </w:tc>
@@ -2191,7 +2257,29 @@
                       <w:sz w:val="20"/>
                       <w:szCs w:val="20"/>
                     </w:rPr>
-                    <w:t>A/c No                    :&lt;AccountNo&gt;</w:t>
+                    <w:t>A/c No                    :&lt;</w:t>
+                  </w:r>
+                  <w:proofErr w:type="spellStart"/>
+                  <w:r>
+                    <w:rPr>
+                      <w:rFonts w:ascii="Arial" w:hAnsi="Arial" w:cs="Arial"/>
+                      <w:b/>
+                      <w:bCs/>
+                      <w:sz w:val="20"/>
+                      <w:szCs w:val="20"/>
+                    </w:rPr>
+                    <w:t>AccountNo</w:t>
+                  </w:r>
+                  <w:proofErr w:type="spellEnd"/>
+                  <w:r>
+                    <w:rPr>
+                      <w:rFonts w:ascii="Arial" w:hAnsi="Arial" w:cs="Arial"/>
+                      <w:b/>
+                      <w:bCs/>
+                      <w:sz w:val="20"/>
+                      <w:szCs w:val="20"/>
+                    </w:rPr>
+                    <w:t>&gt;</w:t>
                   </w:r>
                 </w:p>
               </w:tc>
@@ -2218,7 +2306,29 @@
                       <w:sz w:val="20"/>
                       <w:szCs w:val="20"/>
                     </w:rPr>
-                    <w:t>IFSE Code   :&lt;IFSECode&gt;</w:t>
+                    <w:t>IFSE Code   :&lt;</w:t>
+                  </w:r>
+                  <w:proofErr w:type="spellStart"/>
+                  <w:r>
+                    <w:rPr>
+                      <w:rFonts w:ascii="Arial" w:hAnsi="Arial" w:cs="Arial"/>
+                      <w:b/>
+                      <w:bCs/>
+                      <w:sz w:val="20"/>
+                      <w:szCs w:val="20"/>
+                    </w:rPr>
+                    <w:t>IFSECode</w:t>
+                  </w:r>
+                  <w:proofErr w:type="spellEnd"/>
+                  <w:r>
+                    <w:rPr>
+                      <w:rFonts w:ascii="Arial" w:hAnsi="Arial" w:cs="Arial"/>
+                      <w:b/>
+                      <w:bCs/>
+                      <w:sz w:val="20"/>
+                      <w:szCs w:val="20"/>
+                    </w:rPr>
+                    <w:t>&gt;</w:t>
                   </w:r>
                 </w:p>
               </w:tc>
@@ -2363,18 +2473,26 @@
                 <w:sz w:val="20"/>
                 <w:szCs w:val="20"/>
               </w:rPr>
-              <w:t>For TMR Bricks</w:t>
-            </w:r>
-          </w:p>
-          <w:p>
-            <w:pPr>
-              <w:jc w:val="right"/>
-              <w:rPr>
-                <w:rFonts w:ascii="Arial" w:hAnsi="Arial" w:cs="Arial"/>
-                <w:sz w:val="20"/>
-                <w:szCs w:val="20"/>
-              </w:rPr>
-            </w:pPr>
+              <w:t>For &lt;</w:t>
+            </w:r>
+            <w:proofErr w:type="spellStart"/>
+            <w:r>
+              <w:rPr>
+                <w:rFonts w:ascii="Arial" w:hAnsi="Arial" w:cs="Arial"/>
+                <w:sz w:val="20"/>
+                <w:szCs w:val="20"/>
+              </w:rPr>
+              <w:t>CompanyName</w:t>
+            </w:r>
+            <w:proofErr w:type="spellEnd"/>
+            <w:r>
+              <w:rPr>
+                <w:rFonts w:ascii="Arial" w:hAnsi="Arial" w:cs="Arial"/>
+                <w:sz w:val="20"/>
+                <w:szCs w:val="20"/>
+              </w:rPr>
+              <w:t>&gt;</w:t>
+            </w:r>
           </w:p>
           <w:p>
             <w:pPr>
